--- a/Lab09.docx
+++ b/Lab09.docx
@@ -4769,7 +4769,7 @@
           <w:noProof/>
         </w:rPr>
         <w:drawing>
-          <wp:inline distT="0" distB="0" distL="0" distR="0" wp14:anchorId="7B86EE65" wp14:editId="1D8DBC28">
+          <wp:inline distT="0" distB="0" distL="0" distR="0" wp14:anchorId="7B86EE65" wp14:editId="7312C659">
             <wp:extent cx="5937885" cy="857885"/>
             <wp:effectExtent l="0" t="0" r="5715" b="0"/>
             <wp:docPr id="411198842" name="Picture 1"/>
@@ -4987,7 +4987,7 @@
         </w:rPr>
         <w:lastRenderedPageBreak/>
         <w:drawing>
-          <wp:inline distT="0" distB="0" distL="0" distR="0" wp14:anchorId="5962CD4C" wp14:editId="6BB1C2DE">
+          <wp:inline distT="0" distB="0" distL="0" distR="0" wp14:anchorId="5962CD4C" wp14:editId="6F8C43D2">
             <wp:extent cx="5937885" cy="773430"/>
             <wp:effectExtent l="0" t="0" r="5715" b="7620"/>
             <wp:docPr id="769999679" name="Picture 2" descr="A screenshot of a computer&#10;&#10;AI-generated content may be incorrect."/>
@@ -7585,7 +7585,7 @@
           <w:noProof/>
         </w:rPr>
         <w:drawing>
-          <wp:inline distT="0" distB="0" distL="0" distR="0" wp14:anchorId="3BBB6F25" wp14:editId="79FCA0CD">
+          <wp:inline distT="0" distB="0" distL="0" distR="0" wp14:anchorId="3BBB6F25" wp14:editId="6DC9BE09">
             <wp:extent cx="5932170" cy="1309370"/>
             <wp:effectExtent l="0" t="0" r="0" b="5080"/>
             <wp:docPr id="1967790782" name="Picture 6"/>
@@ -7693,7 +7693,7 @@
           <w:noProof/>
         </w:rPr>
         <w:drawing>
-          <wp:inline distT="0" distB="0" distL="0" distR="0" wp14:anchorId="0A49D262" wp14:editId="4E825B7D">
+          <wp:inline distT="0" distB="0" distL="0" distR="0" wp14:anchorId="0A49D262" wp14:editId="2300B919">
             <wp:extent cx="5943600" cy="2901315"/>
             <wp:effectExtent l="0" t="0" r="0" b="0"/>
             <wp:docPr id="917791053" name="Picture 7"/>
@@ -11559,13 +11559,7 @@
             <w:rPr>
               <w:rFonts w:ascii="Times New Roman" w:hAnsi="Times New Roman" w:cs="Times New Roman"/>
             </w:rPr>
-            <w:t xml:space="preserve">Spring </w:t>
-          </w:r>
-          <w:r>
-            <w:rPr>
-              <w:rFonts w:ascii="Times New Roman" w:hAnsi="Times New Roman" w:cs="Times New Roman"/>
-            </w:rPr>
-            <w:t>2026</w:t>
+            <w:t>Spring 2026</w:t>
           </w:r>
         </w:p>
       </w:tc>
